--- a/projects/valuepickr-open-screen/docs/Vivid Electromech.docx
+++ b/projects/valuepickr-open-screen/docs/Vivid Electromech.docx
@@ -1974,7 +1974,7 @@
         <w:spacing w:after="120" w:before="280"/>
       </w:pPr>
       <w:r>
-        <w:t xml:space="preserve">Ishmohit-Lens Checks (value chain · earnings quality · growth trajectory · management · global-signal check)</w:t>
+        <w:t xml:space="preserve">Ishmohit-Lens Checks (value chain · earnings quality · growth trajectory · management · quality metrics · track record · global-signal check)</w:t>
       </w:r>
     </w:p>
     <w:p>
@@ -2427,6 +2427,33 @@
                 <w:b/>
                 <w:bCs/>
               </w:rPr>
+              <w:t xml:space="preserve">Shareholder returns</w:t>
+            </w:r>
+          </w:p>
+        </w:tc>
+        <w:tc>
+          <w:tcPr>
+            <w:tcW w:type="dxa" w:w="5800"/>
+          </w:tcPr>
+          <w:p>
+            <w:r>
+              <w:t xml:space="preserve">—</w:t>
+            </w:r>
+          </w:p>
+        </w:tc>
+      </w:tr>
+      <w:tr>
+        <w:tc>
+          <w:tcPr>
+            <w:tcW w:type="dxa" w:w="3200"/>
+            <w:shd w:fill="F2F2F2" w:val="clear"/>
+          </w:tcPr>
+          <w:p>
+            <w:r>
+              <w:rPr>
+                <w:b/>
+                <w:bCs/>
+              </w:rPr>
               <w:t xml:space="preserve">Capability ladder / VAP</w:t>
             </w:r>
           </w:p>
@@ -2443,6 +2470,233 @@
         </w:tc>
       </w:tr>
     </w:tbl>
+    <w:p>
+      <w:pPr>
+        <w:spacing w:after="120"/>
+      </w:pPr>
+      <w:r>
+        <w:rPr>
+          <w:b/>
+          <w:bCs/>
+          <w:sz w:val="20"/>
+          <w:szCs w:val="20"/>
+        </w:rPr>
+        <w:t xml:space="preserve">Quality metrics (ROCE · debt · FCF · margin · capex):</w:t>
+      </w:r>
+    </w:p>
+    <w:tbl>
+      <w:tblPr>
+        <w:tblW w:type="dxa" w:w="9000"/>
+        <w:tblBorders>
+          <w:top w:val="single" w:color="auto" w:sz="4"/>
+          <w:left w:val="single" w:color="auto" w:sz="4"/>
+          <w:bottom w:val="single" w:color="auto" w:sz="4"/>
+          <w:right w:val="single" w:color="auto" w:sz="4"/>
+          <w:insideH w:val="single" w:color="auto" w:sz="4"/>
+          <w:insideV w:val="single" w:color="auto" w:sz="4"/>
+        </w:tblBorders>
+      </w:tblPr>
+      <w:tblGrid>
+        <w:gridCol w:w="3200"/>
+        <w:gridCol w:w="5800"/>
+      </w:tblGrid>
+      <w:tr>
+        <w:tc>
+          <w:tcPr>
+            <w:tcW w:type="dxa" w:w="3200"/>
+            <w:shd w:fill="F2F2F2" w:val="clear"/>
+          </w:tcPr>
+          <w:p>
+            <w:r>
+              <w:rPr>
+                <w:b/>
+                <w:bCs/>
+              </w:rPr>
+              <w:t xml:space="preserve">Assessment</w:t>
+            </w:r>
+          </w:p>
+        </w:tc>
+        <w:tc>
+          <w:tcPr>
+            <w:tcW w:type="dxa" w:w="5800"/>
+          </w:tcPr>
+          <w:p>
+            <w:r>
+              <w:t xml:space="preserve">neutral</w:t>
+            </w:r>
+          </w:p>
+        </w:tc>
+      </w:tr>
+      <w:tr>
+        <w:tc>
+          <w:tcPr>
+            <w:tcW w:type="dxa" w:w="3200"/>
+            <w:shd w:fill="F2F2F2" w:val="clear"/>
+          </w:tcPr>
+          <w:p>
+            <w:r>
+              <w:rPr>
+                <w:b/>
+                <w:bCs/>
+              </w:rPr>
+              <w:t xml:space="preserve">ROCE</w:t>
+            </w:r>
+          </w:p>
+        </w:tc>
+        <w:tc>
+          <w:tcPr>
+            <w:tcW w:type="dxa" w:w="5800"/>
+          </w:tcPr>
+          <w:p>
+            <w:r>
+              <w:t xml:space="preserve">55% (declining)</w:t>
+            </w:r>
+          </w:p>
+        </w:tc>
+      </w:tr>
+      <w:tr>
+        <w:tc>
+          <w:tcPr>
+            <w:tcW w:type="dxa" w:w="3200"/>
+            <w:shd w:fill="F2F2F2" w:val="clear"/>
+          </w:tcPr>
+          <w:p>
+            <w:r>
+              <w:rPr>
+                <w:b/>
+                <w:bCs/>
+              </w:rPr>
+              <w:t xml:space="preserve">Leverage</w:t>
+            </w:r>
+          </w:p>
+        </w:tc>
+        <w:tc>
+          <w:tcPr>
+            <w:tcW w:type="dxa" w:w="5800"/>
+          </w:tcPr>
+          <w:p>
+            <w:r>
+              <w:t xml:space="preserve">Net debt/EBITDA 0.7x</w:t>
+            </w:r>
+          </w:p>
+        </w:tc>
+      </w:tr>
+      <w:tr>
+        <w:tc>
+          <w:tcPr>
+            <w:tcW w:type="dxa" w:w="3200"/>
+            <w:shd w:fill="F2F2F2" w:val="clear"/>
+          </w:tcPr>
+          <w:p>
+            <w:r>
+              <w:rPr>
+                <w:b/>
+                <w:bCs/>
+              </w:rPr>
+              <w:t xml:space="preserve">FCF conversion</w:t>
+            </w:r>
+          </w:p>
+        </w:tc>
+        <w:tc>
+          <w:tcPr>
+            <w:tcW w:type="dxa" w:w="5800"/>
+          </w:tcPr>
+          <w:p>
+            <w:r>
+              <w:t xml:space="preserve">—</w:t>
+            </w:r>
+          </w:p>
+        </w:tc>
+      </w:tr>
+      <w:tr>
+        <w:tc>
+          <w:tcPr>
+            <w:tcW w:type="dxa" w:w="3200"/>
+            <w:shd w:fill="F2F2F2" w:val="clear"/>
+          </w:tcPr>
+          <w:p>
+            <w:r>
+              <w:rPr>
+                <w:b/>
+                <w:bCs/>
+              </w:rPr>
+              <w:t xml:space="preserve">Margin trend</w:t>
+            </w:r>
+          </w:p>
+        </w:tc>
+        <w:tc>
+          <w:tcPr>
+            <w:tcW w:type="dxa" w:w="5800"/>
+          </w:tcPr>
+          <w:p>
+            <w:r>
+              <w:t xml:space="preserve">expanding</w:t>
+            </w:r>
+          </w:p>
+        </w:tc>
+      </w:tr>
+      <w:tr>
+        <w:tc>
+          <w:tcPr>
+            <w:tcW w:type="dxa" w:w="3200"/>
+            <w:shd w:fill="F2F2F2" w:val="clear"/>
+          </w:tcPr>
+          <w:p>
+            <w:r>
+              <w:rPr>
+                <w:b/>
+                <w:bCs/>
+              </w:rPr>
+              <w:t xml:space="preserve">Capex efficiency</w:t>
+            </w:r>
+          </w:p>
+        </w:tc>
+        <w:tc>
+          <w:tcPr>
+            <w:tcW w:type="dxa" w:w="5800"/>
+          </w:tcPr>
+          <w:p>
+            <w:r>
+              <w:t xml:space="preserve">productive</w:t>
+            </w:r>
+          </w:p>
+        </w:tc>
+      </w:tr>
+    </w:tbl>
+    <w:p>
+      <w:pPr>
+        <w:spacing w:after="60" w:before="120"/>
+      </w:pPr>
+      <w:r>
+        <w:rPr>
+          <w:b/>
+          <w:bCs/>
+          <w:sz w:val="20"/>
+          <w:szCs w:val="20"/>
+        </w:rPr>
+        <w:t xml:space="preserve">Track record (Coffee Can persistence check): </w:t>
+      </w:r>
+      <w:r>
+        <w:rPr>
+          <w:sz w:val="20"/>
+          <w:szCs w:val="20"/>
+        </w:rPr>
+        <w:t xml:space="preserve">cleared revenue growth ≥10% AND ROCE ≥15% in 3 of the last 4 years (consistency_score 75)</w:t>
+      </w:r>
+    </w:p>
+    <w:p>
+      <w:pPr>
+        <w:spacing w:after="120"/>
+      </w:pPr>
+      <w:r>
+        <w:rPr>
+          <w:color w:val="666666"/>
+          <w:sz w:val="18"/>
+          <w:szCs w:val="18"/>
+        </w:rPr>
+        <w:t xml:space="preserve">screener.in FY23-FY26: FY24 (+51% rev, ROCE 77%), FY25 (+74% rev, ROCE 59%), FY26 (+29% rev, ROCE ~55%) all clear both hurdles; FY23 fails (0% sales growth). All three clean years are post-turnaround -- OPM stepped 3% -&gt; 9% -&gt; 18% -&gt; 23% -- so the record is short and reflects the recent data-centre/PDU mix shift, not long-run compounding. FY22 ROCE not published (profit ~0), excluded.</w:t>
+      </w:r>
+    </w:p>
     <w:p>
       <w:pPr>
         <w:pStyle w:val="Heading1"/>
@@ -2806,6 +3060,34 @@
           <w:szCs w:val="24"/>
         </w:rPr>
         <w:t xml:space="preserve">10x-in-2-3-years</w:t>
+      </w:r>
+    </w:p>
+    <w:p>
+      <w:pPr>
+        <w:spacing w:after="120"/>
+      </w:pPr>
+      <w:r>
+        <w:rPr>
+          <w:color w:val="666666"/>
+          <w:sz w:val="20"/>
+          <w:szCs w:val="20"/>
+        </w:rPr>
+        <w:t xml:space="preserve">4-box gate — tailwind: yes · TAM: yes · moat: weak · valuation: weak  (score 3 / 4)</w:t>
+      </w:r>
+    </w:p>
+    <w:p>
+      <w:pPr>
+        <w:spacing w:after="120"/>
+      </w:pPr>
+      <w:r>
+        <w:rPr>
+          <w:i/>
+          <w:iCs/>
+          <w:color w:val="666666"/>
+          <w:sz w:val="20"/>
+          <w:szCs w:val="20"/>
+        </w:rPr>
+        <w:t xml:space="preserve">Structural DC/PDU tailwind + explicit TAM-doubling PDU ramp; hyperscaler-approval moat real but OEM in-sourcing risk flagged; 44x P/E gap=partially-priced</w:t>
       </w:r>
     </w:p>
     <w:p>

--- a/projects/valuepickr-open-screen/docs/Vivid Electromech.docx
+++ b/projects/valuepickr-open-screen/docs/Vivid Electromech.docx
@@ -3181,6 +3181,187 @@
           <w:szCs w:val="18"/>
         </w:rPr>
         <w:t xml:space="preserve">This is independent research and analysis for informational purposes only, not personalized financial or investment advice. Past multi-bagger performance and forum/social sentiment are not indicators of future returns. Do your own due diligence before investing.</w:t>
+      </w:r>
+    </w:p>
+    <w:p/>
+    <w:p>
+      <w:r>
+        <w:rPr>
+          <w:b/>
+          <w:sz w:val="28"/>
+        </w:rPr>
+        <w:t>🔄 RESEARCH UPDATE - 2026-10-05</w:t>
+      </w:r>
+    </w:p>
+    <w:p>
+      <w:r>
+        <w:rPr>
+          <w:b/>
+        </w:rPr>
+        <w:t>📊 Key Metrics:</w:t>
+      </w:r>
+    </w:p>
+    <w:p>
+      <w:pPr>
+        <w:ind w:left="360"/>
+      </w:pPr>
+      <w:r>
+        <w:t xml:space="preserve">  • Company: Vivid Electromech Ltd</w:t>
+      </w:r>
+    </w:p>
+    <w:p>
+      <w:pPr>
+        <w:ind w:left="360"/>
+      </w:pPr>
+      <w:r>
+        <w:t xml:space="preserve">  • Conviction: Not rated</w:t>
+      </w:r>
+    </w:p>
+    <w:p>
+      <w:pPr>
+        <w:ind w:left="360"/>
+      </w:pPr>
+      <w:r>
+        <w:t xml:space="preserve">  • Thesis: 10x-in-2-3-years</w:t>
+      </w:r>
+    </w:p>
+    <w:p>
+      <w:pPr>
+        <w:ind w:left="360"/>
+      </w:pPr>
+      <w:r>
+        <w:t xml:space="preserve">  • 4-Box Score: 3.0</w:t>
+      </w:r>
+    </w:p>
+    <w:p>
+      <w:pPr>
+        <w:ind w:left="360"/>
+      </w:pPr>
+      <w:r>
+        <w:t xml:space="preserve">  • Research Date: 2026-09-02</w:t>
+      </w:r>
+    </w:p>
+    <w:p>
+      <w:pPr>
+        <w:ind w:left="360"/>
+      </w:pPr>
+      <w:r>
+        <w:t xml:space="preserve">  • Red Flag: None</w:t>
+      </w:r>
+    </w:p>
+    <w:p/>
+    <w:p>
+      <w:r>
+        <w:rPr>
+          <w:b/>
+        </w:rPr>
+        <w:t>📝 Verdict:</w:t>
+      </w:r>
+    </w:p>
+    <w:p>
+      <w:pPr>
+        <w:ind w:left="360"/>
+      </w:pPr>
+      <w:r>
+        <w:t>Deep dive confirms the thesis: structural margin step-up, a dated Oct-2026 capacity catalyst and strong DC order intake -- held back by SME liquidity, a full multiple and 212 debtor days. Conviction Medium-High (core-tier floor active)</w:t>
+      </w:r>
+    </w:p>
+    <w:p/>
+    <w:p>
+      <w:r>
+        <w:rPr>
+          <w:b/>
+        </w:rPr>
+        <w:t>📈 Bull Case:</w:t>
+      </w:r>
+    </w:p>
+    <w:p>
+      <w:pPr>
+        <w:ind w:left="360"/>
+      </w:pPr>
+      <w:r>
+        <w:t>OPM stepped 9% -&gt; 18% -&gt; 23% across FY24-26 on a structural mix shift to data-centre PDUs and DWDM/MV panels (COGS ~85% -&gt; ~64%)</w:t>
+      </w:r>
+    </w:p>
+    <w:p>
+      <w:pPr>
+        <w:ind w:left="360"/>
+      </w:pPr>
+      <w:r>
+        <w:t>Dated capacity catalyst: Ambernath 3x-verticals facility -- Phase 1 by end-Aug 2026, full commissioning Oct 2026 -- backing &gt;Rs 300 Cr FY27 guidance</w:t>
+      </w:r>
+    </w:p>
+    <w:p>
+      <w:pPr>
+        <w:ind w:left="360"/>
+      </w:pPr>
+      <w:r>
+        <w:t>Direct leverage to the India data-centre capex super-cycle; supplies 6 of the top 10 hyperscalers, targeting the remaining 4 in 3-6 months</w:t>
+      </w:r>
+    </w:p>
+    <w:p>
+      <w:pPr>
+        <w:ind w:left="360"/>
+      </w:pPr>
+      <w:r>
+        <w:t>Strong Q1 order intake (STT Rs 30.1 Cr PDU/DWDM, Univastu Rs 20.2 Cr, Cosmic PV / solar / wastewater Rs 52.8 Cr) across DC, solar and infra</w:t>
+      </w:r>
+    </w:p>
+    <w:p>
+      <w:pPr>
+        <w:ind w:left="360"/>
+      </w:pPr>
+      <w:r>
+        <w:t>Real OEM partnerships (ABB ArTuK, Hitachi MV drives, Siemens via 99%-owned Mechtech) that are hard for a new entrant to replicate</w:t>
+      </w:r>
+    </w:p>
+    <w:p/>
+    <w:p>
+      <w:r>
+        <w:rPr>
+          <w:b/>
+        </w:rPr>
+        <w:t>📉 Bear Case:</w:t>
+      </w:r>
+    </w:p>
+    <w:p>
+      <w:pPr>
+        <w:ind w:left="360"/>
+      </w:pPr>
+      <w:r>
+        <w:t>SME-platform stock, thin float, run to ~3x issue price -- ~44x trailing / ~25-30x FY27E multiple leaves little margin for a miss</w:t>
+      </w:r>
+    </w:p>
+    <w:p>
+      <w:pPr>
+        <w:ind w:left="360"/>
+      </w:pPr>
+      <w:r>
+        <w:t>~212 debtor days and debt up to ~Rs 33 Cr (from ~Rs 4 Cr): the model is working-capital heavy despite the high headline ROE</w:t>
+      </w:r>
+    </w:p>
+    <w:p>
+      <w:pPr>
+        <w:ind w:left="360"/>
+      </w:pPr>
+      <w:r>
+        <w:t>Project-based, lumpy revenue; the executable order book is flat at ~Rs 210 Cr and needs continuous replenishment</w:t>
+      </w:r>
+    </w:p>
+    <w:p>
+      <w:pPr>
+        <w:ind w:left="360"/>
+      </w:pPr>
+      <w:r>
+        <w:t>OEMs (e.g. Siemens' CS Electric acquisition) could move panel assembly in-house and compress the partner-builder margin pool; the generic-panel end of the market is intensely price-competitive</w:t>
+      </w:r>
+    </w:p>
+    <w:p>
+      <w:pPr>
+        <w:ind w:left="360"/>
+      </w:pPr>
+      <w:r>
+        <w:t>Short listed history (Apr 2026), no public guidance track record, quarterly OPM already swings 19-23% on project mix</w:t>
       </w:r>
     </w:p>
     <w:sectPr>
